--- a/docs/entregas/final/Credenciales_seguras.docx
+++ b/docs/entregas/final/Credenciales_seguras.docx
@@ -11017,7 +11017,7 @@
           <w:i w:val="0"/>
           <w:sz w:val="24"/>
         </w:rPr>
-        <w:t xml:space="preserve">Un único binario en Go, sin dependencias externas, que sirve su propio frontend embebido con </w:t>
+        <w:t xml:space="preserve">Un único binario en Go que sirve su propio frontend embebido con </w:t>
       </w:r>
       <w:r>
         <w:rPr>
@@ -11035,7 +11035,43 @@
           <w:i w:val="0"/>
           <w:sz w:val="24"/>
         </w:rPr>
-        <w:t>. El frontend es HTML, CSS y JavaScript sin paso de compilación.</w:t>
+        <w:t xml:space="preserve">. El frontend es HTML, CSS y JavaScript sin paso de compilación. El motor de autómatas no usa ninguna biblioteca externa: la única dependencia del proyecto es </w:t>
+      </w:r>
+      <w:r>
+        <w:rPr>
+          <w:rFonts w:ascii="Courier New" w:hAnsi="Courier New" w:eastAsia="Courier New"/>
+          <w:b w:val="0"/>
+          <w:i w:val="0"/>
+          <w:sz w:val="22"/>
+        </w:rPr>
+        <w:t>webview</w:t>
+      </w:r>
+      <w:r>
+        <w:rPr>
+          <w:rFonts w:ascii="Times New Roman" w:hAnsi="Times New Roman"/>
+          <w:b w:val="0"/>
+          <w:i w:val="0"/>
+          <w:sz w:val="24"/>
+        </w:rPr>
+        <w:t xml:space="preserve">, opcional, aislada detrás de la etiqueta de compilación </w:t>
+      </w:r>
+      <w:r>
+        <w:rPr>
+          <w:rFonts w:ascii="Courier New" w:hAnsi="Courier New" w:eastAsia="Courier New"/>
+          <w:b w:val="0"/>
+          <w:i w:val="0"/>
+          <w:sz w:val="22"/>
+        </w:rPr>
+        <w:t>gui</w:t>
+      </w:r>
+      <w:r>
+        <w:rPr>
+          <w:rFonts w:ascii="Times New Roman" w:hAnsi="Times New Roman"/>
+          <w:b w:val="0"/>
+          <w:i w:val="0"/>
+          <w:sz w:val="24"/>
+        </w:rPr>
+        <w:t>, y sólo existe para abrir la ventana propia del escritorio (ADR 0006).</w:t>
       </w:r>
     </w:p>
     <w:tbl>

--- a/docs/entregas/final/Credenciales_seguras.docx
+++ b/docs/entregas/final/Credenciales_seguras.docx
@@ -11579,7 +11579,7 @@
                 <w:i w:val="0"/>
                 <w:sz w:val="20"/>
               </w:rPr>
-              <w:t>reporte por regla de un correo, una contraseña o un par completo, con nivel y entropía</w:t>
+              <w:t>reporte por regla de un correo, una contraseña o un par completo, con nivel y entropía; se recalcula al escribir y cada regla ofrece el recorrido de la cadena</w:t>
             </w:r>
           </w:p>
         </w:tc>
@@ -11835,6 +11835,22 @@
           <w:sz w:val="24"/>
         </w:rPr>
         <w:t>Figura 3. Validar en modo par. El correo pasa sus siete reglas y queda en verde; la contraseña contiene una palabra prohibida, P8 la marca en rojo con el mensaje que nombra el motivo, y el nivel baja a Baja. El par es inválido porque basta que falle una de las dos mitades.</w:t>
+      </w:r>
+    </w:p>
+    <w:p>
+      <w:pPr>
+        <w:keepNext w:val="0"/>
+        <w:spacing w:after="120" w:before="0" w:line="360" w:lineRule="auto"/>
+        <w:jc w:val="both"/>
+      </w:pPr>
+      <w:r>
+        <w:rPr>
+          <w:rFonts w:ascii="Times New Roman" w:hAnsi="Times New Roman"/>
+          <w:b w:val="0"/>
+          <w:i w:val="0"/>
+          <w:sz w:val="24"/>
+        </w:rPr>
+        <w:t>El reporte se recalcula mientras se escribe, sin apretar el botón, y cada regla con autómata ofrece su recorrido: la misma cadena simulada sobre el AFD mínimo, en el Explorador, con la posición donde se corta. Es el puente entre el veredicto por regla y la construcción de la sección 6.</w:t>
       </w:r>
     </w:p>
     <w:p>
